--- a/ЕРМАКОВ лаб 1.docx
+++ b/ЕРМАКОВ лаб 1.docx
@@ -1733,10 +1733,10 @@
     <w:p>
       <w:pPr>
         <w:pStyle w:val="a3"/>
-        <w:ind w:left="3270"/>
         <w:rPr>
           <w:sz w:val="20"/>
         </w:rPr>
+        <w:jc w:val="center"/>
       </w:pPr>
       <w:r>
         <w:rPr>
@@ -1745,7 +1745,7 @@
         </w:rPr>
         <w:drawing>
           <wp:inline distT="0" distB="0" distL="0" distR="0" wp14:anchorId="6A4A1952" wp14:editId="023D2738">
-            <wp:extent cx="5852160" cy="4226560"/>
+            <wp:extent cx="5394960" cy="3896360"/>
             <wp:effectExtent l="0" t="0" r="7620" b="1905"/>
             <wp:docPr id="3" name="Image 3"/>
             <wp:cNvGraphicFramePr>
@@ -1773,7 +1773,7 @@
                   <pic:spPr>
                     <a:xfrm>
                       <a:off x="0" y="0"/>
-                      <a:ext cx="5852160" cy="4226560"/>
+                      <a:ext cx="5394960" cy="3896360"/>
                     </a:xfrm>
                     <a:prstGeom prst="rect">
                       <a:avLst/>
@@ -2327,7 +2327,7 @@
     <w:p>
       <w:pPr>
         <w:pStyle w:val="a3"/>
-        <w:ind w:left="3567"/>
+        <w:jc w:val="center"/>
       </w:pPr>
       <w:r>
         <w:rPr>
@@ -2335,25 +2335,9 @@
           <w:sz w:val="20"/>
         </w:rPr>
         <w:drawing>
-          <wp:anchor distT="0" distB="0" distL="114300" distR="114300" simplePos="0" relativeHeight="487589376" behindDoc="1" locked="0" layoutInCell="1" allowOverlap="1" wp14:anchorId="013A6636" wp14:editId="20F501C9">
-            <wp:simplePos x="0" y="0"/>
-            <wp:positionH relativeFrom="column">
-              <wp:posOffset>728345</wp:posOffset>
-            </wp:positionH>
-            <wp:positionV relativeFrom="paragraph">
-              <wp:posOffset>522605</wp:posOffset>
-            </wp:positionV>
+          <wp:inline distT="0" distB="0" distL="114300" distR="114300">
             <wp:extent cx="5331460" cy="3883660"/>
             <wp:effectExtent l="0" t="0" r="2540" b="2540"/>
-            <wp:wrapTight wrapText="bothSides">
-              <wp:wrapPolygon edited="0">
-                <wp:start x="0" y="0"/>
-                <wp:lineTo x="0" y="21508"/>
-                <wp:lineTo x="21533" y="21508"/>
-                <wp:lineTo x="21533" y="0"/>
-                <wp:lineTo x="0" y="0"/>
-              </wp:wrapPolygon>
-            </wp:wrapTight>
             <wp:docPr id="4" name="Image 4"/>
             <wp:cNvGraphicFramePr>
               <a:graphicFrameLocks xmlns:a="http://schemas.openxmlformats.org/drawingml/2006/main"/>
@@ -2389,41 +2373,23 @@
                 </pic:pic>
               </a:graphicData>
             </a:graphic>
-            <wp14:sizeRelH relativeFrom="margin">
-              <wp14:pctWidth>0</wp14:pctWidth>
-            </wp14:sizeRelH>
-            <wp14:sizeRelV relativeFrom="margin">
-              <wp14:pctHeight>0</wp14:pctHeight>
-            </wp14:sizeRelV>
-          </wp:anchor>
+          </wp:inline>
         </w:drawing>
       </w:r>
+    </w:p>
+    <w:p>
+      <w:pPr>
+        <w:pStyle w:val="a3"/>
+        <w:jc w:val="center"/>
+      </w:pPr>
       <w:r>
         <w:t>Рисунок</w:t>
       </w:r>
       <w:r>
-        <w:rPr>
-          <w:spacing w:val="-7"/>
-        </w:rPr>
-        <w:t xml:space="preserve"> </w:t>
-      </w:r>
-      <w:r>
         <w:t>3.3</w:t>
       </w:r>
       <w:r>
-        <w:rPr>
-          <w:spacing w:val="-3"/>
-        </w:rPr>
-        <w:t xml:space="preserve"> </w:t>
-      </w:r>
-      <w:r>
         <w:t>Вкладка</w:t>
-      </w:r>
-      <w:r>
-        <w:rPr>
-          <w:spacing w:val="-3"/>
-        </w:rPr>
-        <w:t xml:space="preserve"> </w:t>
       </w:r>
       <w:r>
         <w:rPr>
@@ -2797,6 +2763,7 @@
       <w:pPr>
         <w:pStyle w:val="a3"/>
         <w:spacing w:before="9"/>
+        <w:jc w:val="center"/>
       </w:pPr>
       <w:r>
         <w:rPr>
@@ -2804,17 +2771,9 @@
           <w:sz w:val="20"/>
         </w:rPr>
         <w:drawing>
-          <wp:anchor distT="0" distB="0" distL="114300" distR="114300" simplePos="0" relativeHeight="487590400" behindDoc="0" locked="0" layoutInCell="1" allowOverlap="1" wp14:anchorId="36A0371E" wp14:editId="49DB2A87">
-            <wp:simplePos x="0" y="0"/>
-            <wp:positionH relativeFrom="column">
-              <wp:posOffset>493395</wp:posOffset>
-            </wp:positionH>
-            <wp:positionV relativeFrom="paragraph">
-              <wp:posOffset>112395</wp:posOffset>
-            </wp:positionV>
-            <wp:extent cx="5655310" cy="3839210"/>
+          <wp:inline distT="0" distB="0" distL="114300" distR="114300">
+            <wp:extent cx="5394960" cy="3662466"/>
             <wp:effectExtent l="0" t="0" r="2540" b="8890"/>
-            <wp:wrapSquare wrapText="bothSides"/>
             <wp:docPr id="5" name="Image 5"/>
             <wp:cNvGraphicFramePr>
               <a:graphicFrameLocks xmlns:a="http://schemas.openxmlformats.org/drawingml/2006/main"/>
@@ -2841,7 +2800,7 @@
                   <pic:spPr>
                     <a:xfrm>
                       <a:off x="0" y="0"/>
-                      <a:ext cx="5655310" cy="3839210"/>
+                      <a:ext cx="5394960" cy="3662466"/>
                     </a:xfrm>
                     <a:prstGeom prst="rect">
                       <a:avLst/>
@@ -2850,13 +2809,7 @@
                 </pic:pic>
               </a:graphicData>
             </a:graphic>
-            <wp14:sizeRelH relativeFrom="margin">
-              <wp14:pctWidth>0</wp14:pctWidth>
-            </wp14:sizeRelH>
-            <wp14:sizeRelV relativeFrom="margin">
-              <wp14:pctHeight>0</wp14:pctHeight>
-            </wp14:sizeRelV>
-          </wp:anchor>
+          </wp:inline>
         </w:drawing>
       </w:r>
     </w:p>
@@ -4342,10 +4295,10 @@
     <w:p>
       <w:pPr>
         <w:pStyle w:val="a3"/>
-        <w:ind w:left="568"/>
         <w:rPr>
           <w:sz w:val="20"/>
         </w:rPr>
+        <w:jc w:val="center"/>
       </w:pPr>
       <w:r>
         <w:rPr>
@@ -4355,7 +4308,7 @@
         <w:lastRenderedPageBreak/>
         <w:drawing>
           <wp:inline distT="0" distB="0" distL="0" distR="0" wp14:anchorId="358B1243" wp14:editId="4F936E78">
-            <wp:extent cx="5852160" cy="4226560"/>
+            <wp:extent cx="5394960" cy="3896360"/>
             <wp:effectExtent l="0" t="0" r="0" b="0"/>
             <wp:docPr id="6" name="Image 6"/>
             <wp:cNvGraphicFramePr>
@@ -4383,7 +4336,7 @@
                   <pic:spPr>
                     <a:xfrm>
                       <a:off x="0" y="0"/>
-                      <a:ext cx="5852160" cy="4226560"/>
+                      <a:ext cx="5394960" cy="3896360"/>
                     </a:xfrm>
                     <a:prstGeom prst="rect">
                       <a:avLst/>
@@ -4723,7 +4676,7 @@
       <w:pPr>
         <w:pStyle w:val="a3"/>
         <w:spacing w:before="46"/>
-        <w:ind w:left="2777"/>
+        <w:jc w:val="center"/>
       </w:pPr>
       <w:r>
         <w:rPr>
@@ -4732,17 +4685,9 @@
           <w:sz w:val="9"/>
         </w:rPr>
         <w:drawing>
-          <wp:anchor distT="0" distB="0" distL="0" distR="0" simplePos="0" relativeHeight="487588352" behindDoc="1" locked="0" layoutInCell="1" allowOverlap="1" wp14:anchorId="78D23941" wp14:editId="455433EB">
-            <wp:simplePos x="0" y="0"/>
-            <wp:positionH relativeFrom="page">
-              <wp:posOffset>1238250</wp:posOffset>
-            </wp:positionH>
-            <wp:positionV relativeFrom="paragraph">
-              <wp:posOffset>437515</wp:posOffset>
-            </wp:positionV>
-            <wp:extent cx="5641340" cy="5064125"/>
+          <wp:inline distT="0" distB="0" distL="0" distR="0">
+            <wp:extent cx="5394960" cy="4842954"/>
             <wp:effectExtent l="0" t="0" r="0" b="3175"/>
-            <wp:wrapTopAndBottom/>
             <wp:docPr id="7" name="Image 7"/>
             <wp:cNvGraphicFramePr>
               <a:graphicFrameLocks xmlns:a="http://schemas.openxmlformats.org/drawingml/2006/main"/>
@@ -4769,7 +4714,7 @@
                   <pic:spPr>
                     <a:xfrm>
                       <a:off x="0" y="0"/>
-                      <a:ext cx="5641340" cy="5064125"/>
+                      <a:ext cx="5394960" cy="4842954"/>
                     </a:xfrm>
                     <a:prstGeom prst="rect">
                       <a:avLst/>
@@ -4778,50 +4723,27 @@
                 </pic:pic>
               </a:graphicData>
             </a:graphic>
-            <wp14:sizeRelH relativeFrom="margin">
-              <wp14:pctWidth>0</wp14:pctWidth>
-            </wp14:sizeRelH>
-            <wp14:sizeRelV relativeFrom="margin">
-              <wp14:pctHeight>0</wp14:pctHeight>
-            </wp14:sizeRelV>
-          </wp:anchor>
+          </wp:inline>
         </w:drawing>
       </w:r>
+    </w:p>
+    <w:p>
+      <w:pPr>
+        <w:pStyle w:val="a3"/>
+        <w:spacing w:before="46"/>
+        <w:jc w:val="center"/>
+      </w:pPr>
       <w:r>
         <w:t>Рисунок</w:t>
       </w:r>
       <w:r>
-        <w:rPr>
-          <w:spacing w:val="-7"/>
-        </w:rPr>
-        <w:t xml:space="preserve"> </w:t>
-      </w:r>
-      <w:r>
         <w:t>4.1</w:t>
       </w:r>
       <w:r>
-        <w:rPr>
-          <w:spacing w:val="-4"/>
-        </w:rPr>
-        <w:t xml:space="preserve"> </w:t>
-      </w:r>
-      <w:r>
         <w:t>Скриншот</w:t>
       </w:r>
       <w:r>
-        <w:rPr>
-          <w:spacing w:val="-5"/>
-        </w:rPr>
-        <w:t xml:space="preserve"> </w:t>
-      </w:r>
-      <w:r>
         <w:t>дерева</w:t>
-      </w:r>
-      <w:r>
-        <w:rPr>
-          <w:spacing w:val="-3"/>
-        </w:rPr>
-        <w:t xml:space="preserve"> </w:t>
       </w:r>
       <w:r>
         <w:rPr>
@@ -6876,6 +6798,7 @@
       <w:rPr>
         <w:sz w:val="20"/>
       </w:rPr>
+      <w:jc w:val="center"/>
     </w:pPr>
     <w:r>
       <w:rPr>
@@ -6885,17 +6808,9 @@
       <mc:AlternateContent>
         <mc:Choice Requires="wps">
           <w:drawing>
-            <wp:anchor distT="0" distB="0" distL="0" distR="0" simplePos="0" relativeHeight="487481856" behindDoc="1" locked="0" layoutInCell="1" allowOverlap="1" wp14:anchorId="389A5BC4" wp14:editId="14BF41FA">
-              <wp:simplePos x="0" y="0"/>
-              <wp:positionH relativeFrom="page">
-                <wp:posOffset>6831583</wp:posOffset>
-              </wp:positionH>
-              <wp:positionV relativeFrom="page">
-                <wp:posOffset>9830419</wp:posOffset>
-              </wp:positionV>
+            <wp:inline distT="0" distB="0" distL="0" distR="0">
               <wp:extent cx="243840" cy="222885"/>
               <wp:effectExtent l="0" t="0" r="0" b="0"/>
-              <wp:wrapNone/>
               <wp:docPr id="1" name="Textbox 1"/>
               <wp:cNvGraphicFramePr>
                 <a:graphicFrameLocks xmlns:a="http://schemas.openxmlformats.org/drawingml/2006/main"/>
@@ -6962,7 +6877,7 @@
                   </wps:wsp>
                 </a:graphicData>
               </a:graphic>
-            </wp:anchor>
+            </wp:inline>
           </w:drawing>
         </mc:Choice>
         <mc:Fallback>
